--- a/public/fun/forms/이력서_산업안전관리_9_포트폴리오형.docx
+++ b/public/fun/forms/이력서_산업안전관리_9_포트폴리오형.docx
@@ -561,7 +561,7 @@
           <w:color w:val="44254B"/>
           <w:sz w:val="22"/>
         </w:rPr>
-        <w:t>안전 · 보건 자격</w:t>
+        <w:t>학력 · 교육</w:t>
       </w:r>
     </w:p>
     <w:tbl>
@@ -609,7 +609,7 @@
                 <w:color w:val="44254B"/>
                 <w:sz w:val="21"/>
               </w:rPr>
-              <w:t>자격명</w:t>
+              <w:t>학교 / 기관</w:t>
             </w:r>
             <w:r>
               <w:rPr>
@@ -617,7 +617,7 @@
                 <w:sz w:val="18"/>
               </w:rPr>
               <w:tab/>
-              <w:t>취득일</w:t>
+              <w:t>기 간</w:t>
             </w:r>
           </w:p>
           <w:p>
@@ -630,7 +630,7 @@
                 <w:color w:val="A9B0B8"/>
                 <w:sz w:val="18"/>
               </w:rPr>
-              <w:t>발급 기관 · 번 호</w:t>
+              <w:t>내 용</w:t>
             </w:r>
           </w:p>
         </w:tc>
@@ -686,7 +686,7 @@
                 <w:color w:val="44254B"/>
                 <w:sz w:val="21"/>
               </w:rPr>
-              <w:t>자격명</w:t>
+              <w:t>학교 / 기관</w:t>
             </w:r>
             <w:r>
               <w:rPr>
@@ -694,7 +694,7 @@
                 <w:sz w:val="18"/>
               </w:rPr>
               <w:tab/>
-              <w:t>취득일</w:t>
+              <w:t>기 간</w:t>
             </w:r>
           </w:p>
           <w:p>
@@ -707,7 +707,7 @@
                 <w:color w:val="A9B0B8"/>
                 <w:sz w:val="18"/>
               </w:rPr>
-              <w:t>발급 기관 · 번 호</w:t>
+              <w:t>내 용</w:t>
             </w:r>
           </w:p>
         </w:tc>
@@ -763,7 +763,7 @@
                 <w:color w:val="44254B"/>
                 <w:sz w:val="21"/>
               </w:rPr>
-              <w:t>자격명</w:t>
+              <w:t>학교 / 기관</w:t>
             </w:r>
             <w:r>
               <w:rPr>
@@ -771,7 +771,7 @@
                 <w:sz w:val="18"/>
               </w:rPr>
               <w:tab/>
-              <w:t>취득일</w:t>
+              <w:t>기 간</w:t>
             </w:r>
           </w:p>
           <w:p>
@@ -784,7 +784,7 @@
                 <w:color w:val="A9B0B8"/>
                 <w:sz w:val="18"/>
               </w:rPr>
-              <w:t>발급 기관 · 번 호</w:t>
+              <w:t>내 용</w:t>
             </w:r>
           </w:p>
         </w:tc>
@@ -1190,7 +1190,7 @@
           <w:color w:val="44254B"/>
           <w:sz w:val="22"/>
         </w:rPr>
-        <w:t>학력 · 교육</w:t>
+        <w:t>안전 · 보건 자격</w:t>
       </w:r>
     </w:p>
     <w:tbl>
@@ -1238,7 +1238,7 @@
                 <w:color w:val="44254B"/>
                 <w:sz w:val="21"/>
               </w:rPr>
-              <w:t>학교 / 기관</w:t>
+              <w:t>자격명</w:t>
             </w:r>
             <w:r>
               <w:rPr>
@@ -1246,7 +1246,7 @@
                 <w:sz w:val="18"/>
               </w:rPr>
               <w:tab/>
-              <w:t>기 간</w:t>
+              <w:t>취득일</w:t>
             </w:r>
           </w:p>
           <w:p>
@@ -1259,7 +1259,7 @@
                 <w:color w:val="A9B0B8"/>
                 <w:sz w:val="18"/>
               </w:rPr>
-              <w:t>내 용</w:t>
+              <w:t>발급 기관 · 번 호</w:t>
             </w:r>
           </w:p>
         </w:tc>
@@ -1315,7 +1315,7 @@
                 <w:color w:val="44254B"/>
                 <w:sz w:val="21"/>
               </w:rPr>
-              <w:t>학교 / 기관</w:t>
+              <w:t>자격명</w:t>
             </w:r>
             <w:r>
               <w:rPr>
@@ -1323,7 +1323,7 @@
                 <w:sz w:val="18"/>
               </w:rPr>
               <w:tab/>
-              <w:t>기 간</w:t>
+              <w:t>취득일</w:t>
             </w:r>
           </w:p>
           <w:p>
@@ -1336,7 +1336,7 @@
                 <w:color w:val="A9B0B8"/>
                 <w:sz w:val="18"/>
               </w:rPr>
-              <w:t>내 용</w:t>
+              <w:t>발급 기관 · 번 호</w:t>
             </w:r>
           </w:p>
         </w:tc>
@@ -1392,7 +1392,7 @@
                 <w:color w:val="44254B"/>
                 <w:sz w:val="21"/>
               </w:rPr>
-              <w:t>학교 / 기관</w:t>
+              <w:t>자격명</w:t>
             </w:r>
             <w:r>
               <w:rPr>
@@ -1400,7 +1400,7 @@
                 <w:sz w:val="18"/>
               </w:rPr>
               <w:tab/>
-              <w:t>기 간</w:t>
+              <w:t>취득일</w:t>
             </w:r>
           </w:p>
           <w:p>
@@ -1413,7 +1413,7 @@
                 <w:color w:val="A9B0B8"/>
                 <w:sz w:val="18"/>
               </w:rPr>
-              <w:t>내 용</w:t>
+              <w:t>발급 기관 · 번 호</w:t>
             </w:r>
           </w:p>
         </w:tc>

--- a/public/fun/forms/이력서_산업안전관리_9_포트폴리오형.docx
+++ b/public/fun/forms/이력서_산업안전관리_9_포트폴리오형.docx
@@ -1687,7 +1687,7 @@
                 <w:color w:val="72457D"/>
                 <w:sz w:val="19"/>
               </w:rPr>
-              <w:t>2020~현재 · ○○제조 안전관리 · 위험성 평가 연 24회 · 아차사고 보고 +45%, 재해 0건</w:t>
+              <w:t>기간 입력 · ○○제조 안전관리 · 위험성 평가 연 24회 · 아차사고 보고 +45%, 재해 0건</w:t>
             </w:r>
           </w:p>
         </w:tc>
